--- a/submission_files/CCA_Cover_Letter_EN.docx
+++ b/submission_files/CCA_Cover_Letter_EN.docx
@@ -106,7 +106,7 @@
         <w:widowControl/>
       </w:pPr>
       <w:r>
-        <w:t>Study materials, including generated documents, available document-level judge ratings, retained aggregate scores, expert ratings, and analysis code, are available on GitHub (https://github.com/stttttte/iso15189-llm-config-experiment). The existing v1.1.0 release is archived on Zenodo (DOI: 10.5281/zenodo.21769007); it predates the present reporting and reproducibility corrections. The manuscript explicitly distinguishes archived configuration-text sizes from unverified historical Claude input usage and describes the limitations of aggregate-only judge records.</w:t>
+        <w:t>Study materials, including generated documents, available document-level judge ratings, retained aggregate scores, expert ratings, and analysis code, are available on GitHub (https://github.com/stttttte/iso15189-llm-config-experiment). Release v1.2.0, including the reporting and reproducibility corrections, is archived on Zenodo (DOI: 10.5281/zenodo.22855972). The manuscript explicitly distinguishes archived configuration-text sizes from unverified historical Claude input usage and describes the limitations of aggregate-only judge records.</w:t>
       </w:r>
     </w:p>
     <w:p>
